--- a/backend/templates/contract_tz.docx
+++ b/backend/templates/contract_tz.docx
@@ -379,6 +379,13 @@
                 <w:sz w:val="18"/>
               </w:rPr>
               <w:t>{{item.name}}</w:t>
+            </w:r>
+            <w:r>
+              <w:rPr>
+                <w:b/>
+                <w:sz w:val="18"/>
+              </w:rPr>
+              <w:t xml:space="preserve">{% if item.form_summary %} ({{ item.form_summary }}){% endif %}</w:t>
             </w:r>
             <w:r>
               <w:rPr>

--- a/backend/templates/contract_tz.docx
+++ b/backend/templates/contract_tz.docx
@@ -393,6 +393,30 @@
               </w:rPr>
               <w:br/>
               <w:t>{{item.description}}</w:t>
+            </w:r>
+          </w:p>
+          <w:p>
+            <w:r>
+              <w:rPr>
+                <w:sz w:val="16"/>
+              </w:rPr>
+              <w:t>{%p for l in item.menu_lines %}</w:t>
+            </w:r>
+          </w:p>
+          <w:p>
+            <w:r>
+              <w:rPr>
+                <w:sz w:val="16"/>
+              </w:rPr>
+              <w:t>{{ l }}</w:t>
+            </w:r>
+          </w:p>
+          <w:p>
+            <w:r>
+              <w:rPr>
+                <w:sz w:val="16"/>
+              </w:rPr>
+              <w:t>{%p endfor %}</w:t>
             </w:r>
           </w:p>
         </w:tc>

--- a/backend/templates/contract_tz.docx
+++ b/backend/templates/contract_tz.docx
@@ -138,15 +138,16 @@
       <w:tblPr>
         <w:tblStyle w:val="TableGrid"/>
         <w:tblW w:type="auto" w:w="0"/>
+        <w:tblLayout w:type="fixed"/>
         <w:tblLook w:firstColumn="1" w:firstRow="1" w:lastColumn="0" w:lastRow="0" w:noHBand="0" w:noVBand="1" w:val="04A0"/>
       </w:tblPr>
       <w:tblGrid>
-        <w:gridCol w:w="1247"/>
-        <w:gridCol w:w="1247"/>
-        <w:gridCol w:w="1247"/>
-        <w:gridCol w:w="1247"/>
-        <w:gridCol w:w="1247"/>
-        <w:gridCol w:w="1247"/>
+        <w:gridCol w:w="1587"/>
+        <w:gridCol w:w="453"/>
+        <w:gridCol w:w="3969"/>
+        <w:gridCol w:w="1020"/>
+        <w:gridCol w:w="793"/>
+        <w:gridCol w:w="567"/>
         <w:gridCol w:w="1247"/>
         <w:gridCol w:w="1247"/>
       </w:tblGrid>

--- a/backend/templates/contract_tz.docx
+++ b/backend/templates/contract_tz.docx
@@ -18,11 +18,27 @@
       <w:pPr>
         <w:jc w:val="center"/>
       </w:pPr>
+      <w:commentRangeStart w:id="0"/>
+      <w:commentRangeStart w:id="1"/>
       <w:r>
         <w:rPr>
           <w:sz w:val="22"/>
         </w:rPr>
         <w:t>к договору № {{contract_number}} от {{contract_date}}</w:t>
+      </w:r>
+      <w:commentRangeEnd w:id="1"/>
+      <w:r>
+        <w:rPr>
+          <w:rStyle w:val="CommentReference"/>
+        </w:rPr>
+        <w:commentReference w:id="1"/>
+      </w:r>
+      <w:commentRangeEnd w:id="0"/>
+      <w:r>
+        <w:rPr>
+          <w:rStyle w:val="CommentReference"/>
+        </w:rPr>
+        <w:commentReference w:id="0"/>
       </w:r>
     </w:p>
     <w:p/>
@@ -37,11 +53,27 @@
         </w:rPr>
         <w:t xml:space="preserve">Субсидия: </w:t>
       </w:r>
+      <w:commentRangeStart w:id="2"/>
+      <w:commentRangeStart w:id="3"/>
       <w:r>
         <w:rPr>
           <w:sz w:val="20"/>
         </w:rPr>
         <w:t>{{subsidy_name}} ({{subsidy_year}})</w:t>
+      </w:r>
+      <w:commentRangeEnd w:id="3"/>
+      <w:r>
+        <w:rPr>
+          <w:rStyle w:val="CommentReference"/>
+        </w:rPr>
+        <w:commentReference w:id="3"/>
+      </w:r>
+      <w:commentRangeEnd w:id="2"/>
+      <w:r>
+        <w:rPr>
+          <w:rStyle w:val="CommentReference"/>
+        </w:rPr>
+        <w:commentReference w:id="2"/>
       </w:r>
     </w:p>
     <w:p>
@@ -55,11 +87,19 @@
         </w:rPr>
         <w:t xml:space="preserve">Реестровый номер: </w:t>
       </w:r>
+      <w:commentRangeStart w:id="4"/>
       <w:r>
         <w:rPr>
           <w:sz w:val="20"/>
         </w:rPr>
         <w:t>{{registry_number}}</w:t>
+      </w:r>
+      <w:commentRangeEnd w:id="4"/>
+      <w:r>
+        <w:rPr>
+          <w:rStyle w:val="CommentReference"/>
+        </w:rPr>
+        <w:commentReference w:id="4"/>
       </w:r>
     </w:p>
     <w:p>
@@ -73,11 +113,19 @@
         </w:rPr>
         <w:t xml:space="preserve">Способ закупки: </w:t>
       </w:r>
+      <w:commentRangeStart w:id="5"/>
       <w:r>
         <w:rPr>
           <w:sz w:val="20"/>
         </w:rPr>
         <w:t>{{purchase_method}}</w:t>
+      </w:r>
+      <w:commentRangeEnd w:id="5"/>
+      <w:r>
+        <w:rPr>
+          <w:rStyle w:val="CommentReference"/>
+        </w:rPr>
+        <w:commentReference w:id="5"/>
       </w:r>
     </w:p>
     <w:p>
@@ -91,11 +139,35 @@
         </w:rPr>
         <w:t xml:space="preserve">Контрагент: </w:t>
       </w:r>
+      <w:commentRangeStart w:id="6"/>
+      <w:commentRangeStart w:id="7"/>
+      <w:commentRangeStart w:id="8"/>
       <w:r>
         <w:rPr>
           <w:sz w:val="20"/>
         </w:rPr>
         <w:t>{{contractor_name}}, ИНН {{contractor_inn}} / КПП {{contractor_kpp}}</w:t>
+      </w:r>
+      <w:commentRangeEnd w:id="8"/>
+      <w:r>
+        <w:rPr>
+          <w:rStyle w:val="CommentReference"/>
+        </w:rPr>
+        <w:commentReference w:id="8"/>
+      </w:r>
+      <w:commentRangeEnd w:id="7"/>
+      <w:r>
+        <w:rPr>
+          <w:rStyle w:val="CommentReference"/>
+        </w:rPr>
+        <w:commentReference w:id="7"/>
+      </w:r>
+      <w:commentRangeEnd w:id="6"/>
+      <w:r>
+        <w:rPr>
+          <w:rStyle w:val="CommentReference"/>
+        </w:rPr>
+        <w:commentReference w:id="6"/>
       </w:r>
     </w:p>
     <w:p>
@@ -109,11 +181,19 @@
         </w:rPr>
         <w:t xml:space="preserve">Срок исполнения: </w:t>
       </w:r>
+      <w:commentRangeStart w:id="9"/>
       <w:r>
         <w:rPr>
           <w:sz w:val="20"/>
         </w:rPr>
         <w:t>{{execution_term}}</w:t>
+      </w:r>
+      <w:commentRangeEnd w:id="9"/>
+      <w:r>
+        <w:rPr>
+          <w:rStyle w:val="CommentReference"/>
+        </w:rPr>
+        <w:commentReference w:id="9"/>
       </w:r>
     </w:p>
     <w:p/>
@@ -287,11 +367,19 @@
             <w:tcW w:type="dxa" w:w="1247"/>
           </w:tcPr>
           <w:p>
+            <w:commentRangeStart w:id="13"/>
             <w:r>
               <w:rPr>
                 <w:sz w:val="16"/>
               </w:rPr>
               <w:t>{%tr for item in items %}</w:t>
+            </w:r>
+            <w:commentRangeEnd w:id="13"/>
+            <w:r>
+              <w:rPr>
+                <w:rStyle w:val="CommentReference"/>
+              </w:rPr>
+              <w:commentReference w:id="13"/>
             </w:r>
           </w:p>
         </w:tc>
@@ -348,11 +436,19 @@
             <w:pPr>
               <w:jc w:val="center"/>
             </w:pPr>
+            <w:commentRangeStart w:id="14"/>
             <w:r>
               <w:rPr>
                 <w:sz w:val="18"/>
               </w:rPr>
               <w:t>{{item.photo}}</w:t>
+            </w:r>
+            <w:commentRangeEnd w:id="14"/>
+            <w:r>
+              <w:rPr>
+                <w:rStyle w:val="CommentReference"/>
+              </w:rPr>
+              <w:commentReference w:id="14"/>
             </w:r>
           </w:p>
         </w:tc>
@@ -361,11 +457,19 @@
             <w:tcW w:type="dxa" w:w="1247"/>
           </w:tcPr>
           <w:p>
+            <w:commentRangeStart w:id="15"/>
             <w:r>
               <w:rPr>
                 <w:sz w:val="18"/>
               </w:rPr>
               <w:t>{{item.num}}</w:t>
+            </w:r>
+            <w:commentRangeEnd w:id="15"/>
+            <w:r>
+              <w:rPr>
+                <w:rStyle w:val="CommentReference"/>
+              </w:rPr>
+              <w:commentReference w:id="15"/>
             </w:r>
           </w:p>
         </w:tc>
@@ -374,20 +478,46 @@
             <w:tcW w:type="dxa" w:w="1247"/>
           </w:tcPr>
           <w:p>
+            <w:commentRangeStart w:id="16"/>
+            <w:commentRangeStart w:id="17"/>
+            <w:commentRangeStart w:id="18"/>
+            <w:commentRangeStart w:id="19"/>
             <w:r>
               <w:rPr>
                 <w:b/>
                 <w:sz w:val="18"/>
               </w:rPr>
-              <w:t>{{item.name}}</w:t>
+              <w:t xml:space="preserve">{{item.name}}{% if item.form_summary %} ({{ item.form_summary }}){% endif %}</w:t>
             </w:r>
+            <w:commentRangeEnd w:id="19"/>
             <w:r>
               <w:rPr>
-                <w:b/>
-                <w:sz w:val="18"/>
+                <w:rStyle w:val="CommentReference"/>
               </w:rPr>
-              <w:t xml:space="preserve">{% if item.form_summary %} ({{ item.form_summary }}){% endif %}</w:t>
+              <w:commentReference w:id="19"/>
             </w:r>
+            <w:commentRangeEnd w:id="18"/>
+            <w:r>
+              <w:rPr>
+                <w:rStyle w:val="CommentReference"/>
+              </w:rPr>
+              <w:commentReference w:id="18"/>
+            </w:r>
+            <w:commentRangeEnd w:id="17"/>
+            <w:r>
+              <w:rPr>
+                <w:rStyle w:val="CommentReference"/>
+              </w:rPr>
+              <w:commentReference w:id="17"/>
+            </w:r>
+            <w:commentRangeEnd w:id="16"/>
+            <w:r>
+              <w:rPr>
+                <w:rStyle w:val="CommentReference"/>
+              </w:rPr>
+              <w:commentReference w:id="16"/>
+            </w:r>
+            <w:commentRangeStart w:id="20"/>
             <w:r>
               <w:rPr>
                 <w:sz w:val="16"/>
@@ -395,29 +525,60 @@
               <w:br/>
               <w:t>{{item.description}}</w:t>
             </w:r>
+            <w:commentRangeEnd w:id="20"/>
+            <w:r>
+              <w:rPr>
+                <w:rStyle w:val="CommentReference"/>
+              </w:rPr>
+              <w:commentReference w:id="20"/>
+            </w:r>
           </w:p>
           <w:p>
+            <w:commentRangeStart w:id="21"/>
             <w:r>
               <w:rPr>
                 <w:sz w:val="16"/>
               </w:rPr>
               <w:t>{%p for l in item.menu_lines %}</w:t>
             </w:r>
+            <w:commentRangeEnd w:id="21"/>
+            <w:r>
+              <w:rPr>
+                <w:rStyle w:val="CommentReference"/>
+              </w:rPr>
+              <w:commentReference w:id="21"/>
+            </w:r>
           </w:p>
           <w:p>
+            <w:commentRangeStart w:id="22"/>
             <w:r>
               <w:rPr>
                 <w:sz w:val="16"/>
               </w:rPr>
               <w:t>{{ l }}</w:t>
             </w:r>
+            <w:commentRangeEnd w:id="22"/>
+            <w:r>
+              <w:rPr>
+                <w:rStyle w:val="CommentReference"/>
+              </w:rPr>
+              <w:commentReference w:id="22"/>
+            </w:r>
           </w:p>
           <w:p>
+            <w:commentRangeStart w:id="23"/>
             <w:r>
               <w:rPr>
                 <w:sz w:val="16"/>
               </w:rPr>
               <w:t>{%p endfor %}</w:t>
+            </w:r>
+            <w:commentRangeEnd w:id="23"/>
+            <w:r>
+              <w:rPr>
+                <w:rStyle w:val="CommentReference"/>
+              </w:rPr>
+              <w:commentReference w:id="23"/>
             </w:r>
           </w:p>
         </w:tc>
@@ -426,11 +587,19 @@
             <w:tcW w:type="dxa" w:w="1247"/>
           </w:tcPr>
           <w:p>
+            <w:commentRangeStart w:id="24"/>
             <w:r>
               <w:rPr>
                 <w:sz w:val="18"/>
               </w:rPr>
               <w:t>{{item.type}}</w:t>
+            </w:r>
+            <w:commentRangeEnd w:id="24"/>
+            <w:r>
+              <w:rPr>
+                <w:rStyle w:val="CommentReference"/>
+              </w:rPr>
+              <w:commentReference w:id="24"/>
             </w:r>
           </w:p>
         </w:tc>
@@ -439,11 +608,19 @@
             <w:tcW w:type="dxa" w:w="1247"/>
           </w:tcPr>
           <w:p>
+            <w:commentRangeStart w:id="25"/>
             <w:r>
               <w:rPr>
                 <w:sz w:val="18"/>
               </w:rPr>
               <w:t>{{item.quantity}}</w:t>
+            </w:r>
+            <w:commentRangeEnd w:id="25"/>
+            <w:r>
+              <w:rPr>
+                <w:rStyle w:val="CommentReference"/>
+              </w:rPr>
+              <w:commentReference w:id="25"/>
             </w:r>
           </w:p>
         </w:tc>
@@ -452,11 +629,19 @@
             <w:tcW w:type="dxa" w:w="1247"/>
           </w:tcPr>
           <w:p>
+            <w:commentRangeStart w:id="26"/>
             <w:r>
               <w:rPr>
                 <w:sz w:val="18"/>
               </w:rPr>
               <w:t>{{item.unit}}</w:t>
+            </w:r>
+            <w:commentRangeEnd w:id="26"/>
+            <w:r>
+              <w:rPr>
+                <w:rStyle w:val="CommentReference"/>
+              </w:rPr>
+              <w:commentReference w:id="26"/>
             </w:r>
           </w:p>
         </w:tc>
@@ -465,11 +650,19 @@
             <w:tcW w:type="dxa" w:w="1247"/>
           </w:tcPr>
           <w:p>
+            <w:commentRangeStart w:id="27"/>
             <w:r>
               <w:rPr>
                 <w:sz w:val="18"/>
               </w:rPr>
               <w:t>{{item.unit_price}}</w:t>
+            </w:r>
+            <w:commentRangeEnd w:id="27"/>
+            <w:r>
+              <w:rPr>
+                <w:rStyle w:val="CommentReference"/>
+              </w:rPr>
+              <w:commentReference w:id="27"/>
             </w:r>
           </w:p>
         </w:tc>
@@ -478,11 +671,19 @@
             <w:tcW w:type="dxa" w:w="1247"/>
           </w:tcPr>
           <w:p>
+            <w:commentRangeStart w:id="28"/>
             <w:r>
               <w:rPr>
                 <w:sz w:val="18"/>
               </w:rPr>
               <w:t>{{item.total_price}}</w:t>
+            </w:r>
+            <w:commentRangeEnd w:id="28"/>
+            <w:r>
+              <w:rPr>
+                <w:rStyle w:val="CommentReference"/>
+              </w:rPr>
+              <w:commentReference w:id="28"/>
             </w:r>
           </w:p>
         </w:tc>
@@ -493,11 +694,19 @@
             <w:tcW w:type="dxa" w:w="1247"/>
           </w:tcPr>
           <w:p>
+            <w:commentRangeStart w:id="29"/>
             <w:r>
               <w:rPr>
                 <w:sz w:val="16"/>
               </w:rPr>
               <w:t>{%tr endfor %}</w:t>
+            </w:r>
+            <w:commentRangeEnd w:id="29"/>
+            <w:r>
+              <w:rPr>
+                <w:rStyle w:val="CommentReference"/>
+              </w:rPr>
+              <w:commentReference w:id="29"/>
             </w:r>
           </w:p>
         </w:tc>
@@ -557,6 +766,7 @@
         </w:rPr>
         <w:t xml:space="preserve">Итого НМЦК: </w:t>
       </w:r>
+      <w:commentRangeStart w:id="10"/>
       <w:r>
         <w:rPr>
           <w:b/>
@@ -564,6 +774,13 @@
           <w:sz w:val="24"/>
         </w:rPr>
         <w:t>{{total_nmck}}</w:t>
+      </w:r>
+      <w:commentRangeEnd w:id="10"/>
+      <w:r>
+        <w:rPr>
+          <w:rStyle w:val="CommentReference"/>
+        </w:rPr>
+        <w:commentReference w:id="10"/>
       </w:r>
     </w:p>
     <w:p/>
@@ -578,11 +795,19 @@
         </w:rPr>
         <w:t xml:space="preserve">Цена договора: </w:t>
       </w:r>
+      <w:commentRangeStart w:id="11"/>
       <w:r>
         <w:rPr>
           <w:sz w:val="20"/>
         </w:rPr>
         <w:t>{{contract_price}}</w:t>
+      </w:r>
+      <w:commentRangeEnd w:id="11"/>
+      <w:r>
+        <w:rPr>
+          <w:rStyle w:val="CommentReference"/>
+        </w:rPr>
+        <w:commentReference w:id="11"/>
       </w:r>
     </w:p>
     <w:p>
@@ -596,11 +821,19 @@
         </w:rPr>
         <w:t xml:space="preserve">Экономия: </w:t>
       </w:r>
+      <w:commentRangeStart w:id="12"/>
       <w:r>
         <w:rPr>
           <w:sz w:val="20"/>
         </w:rPr>
         <w:t>{{economy}}</w:t>
+      </w:r>
+      <w:commentRangeEnd w:id="12"/>
+      <w:r>
+        <w:rPr>
+          <w:rStyle w:val="CommentReference"/>
+        </w:rPr>
+        <w:commentReference w:id="12"/>
       </w:r>
     </w:p>
     <w:p>
@@ -666,16 +899,56 @@
             <w:tcW w:type="dxa" w:w="4986"/>
           </w:tcPr>
           <w:p>
+            <w:commentRangeStart w:id="30"/>
+            <w:commentRangeStart w:id="31"/>
+            <w:commentRangeStart w:id="32"/>
+            <w:commentRangeStart w:id="33"/>
+            <w:commentRangeStart w:id="34"/>
             <w:r>
               <w:rPr>
                 <w:b w:val="0"/>
                 <w:sz w:val="18"/>
               </w:rPr>
-              <w:t>Всероссийская общественная молодежная организация «ВСКС»</w:t>
+              <w:t xml:space="preserve">{{ customer_full_name }} ({{ customer_short_name }}) ИНН: {{ customer_inn }} / КПП: {{ customer_kpp }} ОГРН: {{ customer_ogrn }}</w:t>
               <w:br/>
-              <w:t>ИНН: 7704190720 / КПП: 770401001</w:t>
+              <w:t xml:space="preserve"/>
               <w:br/>
-              <w:t>ОГРН: 1037739183516</w:t>
+              <w:t xml:space="preserve"/>
+            </w:r>
+            <w:commentRangeEnd w:id="34"/>
+            <w:r>
+              <w:rPr>
+                <w:rStyle w:val="CommentReference"/>
+              </w:rPr>
+              <w:commentReference w:id="34"/>
+            </w:r>
+            <w:commentRangeEnd w:id="33"/>
+            <w:r>
+              <w:rPr>
+                <w:rStyle w:val="CommentReference"/>
+              </w:rPr>
+              <w:commentReference w:id="33"/>
+            </w:r>
+            <w:commentRangeEnd w:id="32"/>
+            <w:r>
+              <w:rPr>
+                <w:rStyle w:val="CommentReference"/>
+              </w:rPr>
+              <w:commentReference w:id="32"/>
+            </w:r>
+            <w:commentRangeEnd w:id="31"/>
+            <w:r>
+              <w:rPr>
+                <w:rStyle w:val="CommentReference"/>
+              </w:rPr>
+              <w:commentReference w:id="31"/>
+            </w:r>
+            <w:commentRangeEnd w:id="30"/>
+            <w:r>
+              <w:rPr>
+                <w:rStyle w:val="CommentReference"/>
+              </w:rPr>
+              <w:commentReference w:id="30"/>
             </w:r>
           </w:p>
         </w:tc>
@@ -684,6 +957,10 @@
             <w:tcW w:type="dxa" w:w="4986"/>
           </w:tcPr>
           <w:p>
+            <w:commentRangeStart w:id="35"/>
+            <w:commentRangeStart w:id="36"/>
+            <w:commentRangeStart w:id="37"/>
+            <w:commentRangeStart w:id="38"/>
             <w:r>
               <w:rPr>
                 <w:b w:val="0"/>
@@ -695,43 +972,33 @@
               <w:br/>
               <w:t>ОГРН: {{contractor_ogrn}}</w:t>
             </w:r>
-          </w:p>
-        </w:tc>
-      </w:tr>
-      <w:tr>
-        <w:tc>
-          <w:tcPr>
-            <w:tcW w:type="dxa" w:w="4986"/>
-          </w:tcPr>
-          <w:p>
+            <w:commentRangeEnd w:id="38"/>
             <w:r>
               <w:rPr>
-                <w:b w:val="0"/>
-                <w:sz w:val="18"/>
+                <w:rStyle w:val="CommentReference"/>
               </w:rPr>
-              <w:t>Адрес: Пр-т Вернадского, д. 78, стр. 8, Москва, 119454</w:t>
-              <w:br/>
-              <w:t>р/с 40703810138060100002</w:t>
-              <w:br/>
-              <w:t>ПАО Сбербанк г. Москва</w:t>
-              <w:br/>
-              <w:t>БИК 044525225 | к/с 30101810400000000225</w:t>
+              <w:commentReference w:id="38"/>
             </w:r>
-          </w:p>
-        </w:tc>
-        <w:tc>
-          <w:tcPr>
-            <w:tcW w:type="dxa" w:w="4986"/>
-          </w:tcPr>
-          <w:p>
+            <w:commentRangeEnd w:id="37"/>
             <w:r>
               <w:rPr>
-                <w:b w:val="0"/>
-                <w:sz w:val="18"/>
+                <w:rStyle w:val="CommentReference"/>
               </w:rPr>
-              <w:t>Адрес: {{contractor_address}}</w:t>
-              <w:br/>
-              <w:t>{{contractor_bank_details}}</w:t>
+              <w:commentReference w:id="37"/>
+            </w:r>
+            <w:commentRangeEnd w:id="36"/>
+            <w:r>
+              <w:rPr>
+                <w:rStyle w:val="CommentReference"/>
+              </w:rPr>
+              <w:commentReference w:id="36"/>
+            </w:r>
+            <w:commentRangeEnd w:id="35"/>
+            <w:r>
+              <w:rPr>
+                <w:rStyle w:val="CommentReference"/>
+              </w:rPr>
+              <w:commentReference w:id="35"/>
             </w:r>
           </w:p>
         </w:tc>
@@ -742,12 +1009,58 @@
             <w:tcW w:type="dxa" w:w="4986"/>
           </w:tcPr>
           <w:p>
+            <w:commentRangeStart w:id="39"/>
+            <w:commentRangeStart w:id="40"/>
+            <w:commentRangeStart w:id="41"/>
+            <w:commentRangeStart w:id="42"/>
+            <w:commentRangeStart w:id="43"/>
             <w:r>
               <w:rPr>
                 <w:b w:val="0"/>
                 <w:sz w:val="18"/>
               </w:rPr>
-              <w:t>Председатель Совета _______________  /  М.П.</w:t>
+              <w:t xml:space="preserve">Адрес: {{ customer_address }}</w:t>
+              <w:br/>
+              <w:t xml:space="preserve">р/с {{ customer_settlement_account }} {{ customer_bank_name }} БИК {{ customer_bik }} | к/с {{ customer_correspondent_account }}</w:t>
+              <w:br/>
+              <w:t xml:space="preserve"/>
+              <w:br/>
+              <w:t xml:space="preserve"/>
+            </w:r>
+            <w:commentRangeEnd w:id="43"/>
+            <w:r>
+              <w:rPr>
+                <w:rStyle w:val="CommentReference"/>
+              </w:rPr>
+              <w:commentReference w:id="43"/>
+            </w:r>
+            <w:commentRangeEnd w:id="42"/>
+            <w:r>
+              <w:rPr>
+                <w:rStyle w:val="CommentReference"/>
+              </w:rPr>
+              <w:commentReference w:id="42"/>
+            </w:r>
+            <w:commentRangeEnd w:id="41"/>
+            <w:r>
+              <w:rPr>
+                <w:rStyle w:val="CommentReference"/>
+              </w:rPr>
+              <w:commentReference w:id="41"/>
+            </w:r>
+            <w:commentRangeEnd w:id="40"/>
+            <w:r>
+              <w:rPr>
+                <w:rStyle w:val="CommentReference"/>
+              </w:rPr>
+              <w:commentReference w:id="40"/>
+            </w:r>
+            <w:commentRangeEnd w:id="39"/>
+            <w:r>
+              <w:rPr>
+                <w:rStyle w:val="CommentReference"/>
+              </w:rPr>
+              <w:commentReference w:id="39"/>
             </w:r>
           </w:p>
         </w:tc>
@@ -756,6 +1069,72 @@
             <w:tcW w:type="dxa" w:w="4986"/>
           </w:tcPr>
           <w:p>
+            <w:commentRangeStart w:id="44"/>
+            <w:commentRangeStart w:id="45"/>
+            <w:r>
+              <w:rPr>
+                <w:b w:val="0"/>
+                <w:sz w:val="18"/>
+              </w:rPr>
+              <w:t>Адрес: {{contractor_address}}</w:t>
+              <w:br/>
+              <w:t>{{contractor_bank_details}}</w:t>
+            </w:r>
+            <w:commentRangeEnd w:id="45"/>
+            <w:r>
+              <w:rPr>
+                <w:rStyle w:val="CommentReference"/>
+              </w:rPr>
+              <w:commentReference w:id="45"/>
+            </w:r>
+            <w:commentRangeEnd w:id="44"/>
+            <w:r>
+              <w:rPr>
+                <w:rStyle w:val="CommentReference"/>
+              </w:rPr>
+              <w:commentReference w:id="44"/>
+            </w:r>
+          </w:p>
+        </w:tc>
+      </w:tr>
+      <w:tr>
+        <w:tc>
+          <w:tcPr>
+            <w:tcW w:type="dxa" w:w="4986"/>
+          </w:tcPr>
+          <w:p>
+            <w:commentRangeStart w:id="46"/>
+            <w:commentRangeStart w:id="47"/>
+            <w:r>
+              <w:rPr>
+                <w:b w:val="0"/>
+                <w:sz w:val="18"/>
+              </w:rPr>
+              <w:t xml:space="preserve">{{ customer_signatory_position }} _______________  /  {{ customer_signatory_name_initials }}М.П.</w:t>
+            </w:r>
+            <w:commentRangeEnd w:id="47"/>
+            <w:r>
+              <w:rPr>
+                <w:rStyle w:val="CommentReference"/>
+              </w:rPr>
+              <w:commentReference w:id="47"/>
+            </w:r>
+            <w:commentRangeEnd w:id="46"/>
+            <w:r>
+              <w:rPr>
+                <w:rStyle w:val="CommentReference"/>
+              </w:rPr>
+              <w:commentReference w:id="46"/>
+            </w:r>
+          </w:p>
+        </w:tc>
+        <w:tc>
+          <w:tcPr>
+            <w:tcW w:type="dxa" w:w="4986"/>
+          </w:tcPr>
+          <w:p>
+            <w:commentRangeStart w:id="48"/>
+            <w:commentRangeStart w:id="49"/>
             <w:r>
               <w:rPr>
                 <w:b w:val="0"/>
@@ -763,7 +1142,21 @@
               </w:rPr>
               <w:t>{{contractor_signatory_line}}</w:t>
               <w:br/>
-              <w:t>Подпись: _______________ / М.П.</w:t>
+              <w:t xml:space="preserve">Подпись: _______________ / {{ customer_signatory_name_initials }}М.П.</w:t>
+            </w:r>
+            <w:commentRangeEnd w:id="49"/>
+            <w:r>
+              <w:rPr>
+                <w:rStyle w:val="CommentReference"/>
+              </w:rPr>
+              <w:commentReference w:id="49"/>
+            </w:r>
+            <w:commentRangeEnd w:id="48"/>
+            <w:r>
+              <w:rPr>
+                <w:rStyle w:val="CommentReference"/>
+              </w:rPr>
+              <w:commentReference w:id="48"/>
             </w:r>
           </w:p>
         </w:tc>
@@ -777,6 +1170,811 @@
     </w:sectPr>
   </w:body>
 </w:document>
+</file>
+
+<file path=word/comments.xml><?xml version="1.0" encoding="utf-8"?>
+<w:comments xmlns:a="http://schemas.openxmlformats.org/drawingml/2006/main" xmlns:pic="http://schemas.openxmlformats.org/drawingml/2006/picture" xmlns:r="http://schemas.openxmlformats.org/officeDocument/2006/relationships" xmlns:w="http://schemas.openxmlformats.org/wordprocessingml/2006/main" xmlns:wp="http://schemas.openxmlformats.org/drawingml/2006/wordprocessingDrawing" xmlns:mc="http://schemas.openxmlformats.org/markup-compatibility/2006" xmlns:a14="http://schemas.microsoft.com/office/drawing/2010/main" xmlns:w14="http://schemas.microsoft.com/office/word/2010/wordml" xmlns:wpc="http://schemas.microsoft.com/office/word/2010/wordprocessingCanvas">
+  <w:comment w:id="0" w:author="Подсказка" w:initials="П" w:date="2026-01-01T00:00:00Z">
+    <w:p>
+      <w:pPr>
+        <w:pStyle w:val="CommentText"/>
+      </w:pPr>
+      <w:r>
+        <w:rPr>
+          <w:rStyle w:val="CommentReference"/>
+        </w:rPr>
+        <w:annotationRef/>
+      </w:r>
+      <w:r>
+        <w:t>Номер договора. Пример: 2026/42</w:t>
+      </w:r>
+    </w:p>
+  </w:comment>
+  <w:comment w:id="1" w:author="Подсказка" w:initials="П" w:date="2026-01-01T00:00:00Z">
+    <w:p>
+      <w:pPr>
+        <w:pStyle w:val="CommentText"/>
+      </w:pPr>
+      <w:r>
+        <w:rPr>
+          <w:rStyle w:val="CommentReference"/>
+        </w:rPr>
+        <w:annotationRef/>
+      </w:r>
+      <w:r>
+        <w:t>Дата договора. Пример: 15.01.2026</w:t>
+      </w:r>
+    </w:p>
+  </w:comment>
+  <w:comment w:id="2" w:author="Подсказка" w:initials="П" w:date="2026-01-01T00:00:00Z">
+    <w:p>
+      <w:pPr>
+        <w:pStyle w:val="CommentText"/>
+      </w:pPr>
+      <w:r>
+        <w:rPr>
+          <w:rStyle w:val="CommentReference"/>
+        </w:rPr>
+        <w:annotationRef/>
+      </w:r>
+      <w:r>
+        <w:t>Наименование субсидии. Пример: ФАДМ-2026</w:t>
+      </w:r>
+    </w:p>
+  </w:comment>
+  <w:comment w:id="3" w:author="Подсказка" w:initials="П" w:date="2026-01-01T00:00:00Z">
+    <w:p>
+      <w:pPr>
+        <w:pStyle w:val="CommentText"/>
+      </w:pPr>
+      <w:r>
+        <w:rPr>
+          <w:rStyle w:val="CommentReference"/>
+        </w:rPr>
+        <w:annotationRef/>
+      </w:r>
+      <w:r>
+        <w:t>Год субсидии. Пример: 2026</w:t>
+      </w:r>
+    </w:p>
+  </w:comment>
+  <w:comment w:id="4" w:author="Подсказка" w:initials="П" w:date="2026-01-01T00:00:00Z">
+    <w:p>
+      <w:pPr>
+        <w:pStyle w:val="CommentText"/>
+      </w:pPr>
+      <w:r>
+        <w:rPr>
+          <w:rStyle w:val="CommentReference"/>
+        </w:rPr>
+        <w:annotationRef/>
+      </w:r>
+      <w:r>
+        <w:t>Реестровый номер. Пример: РЕЕ-2026-00042</w:t>
+      </w:r>
+    </w:p>
+  </w:comment>
+  <w:comment w:id="5" w:author="Подсказка" w:initials="П" w:date="2026-01-01T00:00:00Z">
+    <w:p>
+      <w:pPr>
+        <w:pStyle w:val="CommentText"/>
+      </w:pPr>
+      <w:r>
+        <w:rPr>
+          <w:rStyle w:val="CommentReference"/>
+        </w:rPr>
+        <w:annotationRef/>
+      </w:r>
+      <w:r>
+        <w:t>Способ закупки. Пример: Единственный поставщик</w:t>
+      </w:r>
+    </w:p>
+  </w:comment>
+  <w:comment w:id="6" w:author="Подсказка" w:initials="П" w:date="2026-01-01T00:00:00Z">
+    <w:p>
+      <w:pPr>
+        <w:pStyle w:val="CommentText"/>
+      </w:pPr>
+      <w:r>
+        <w:rPr>
+          <w:rStyle w:val="CommentReference"/>
+        </w:rPr>
+        <w:annotationRef/>
+      </w:r>
+      <w:r>
+        <w:t>Полное наименование контрагента. Пример: ООО «Ромашка»</w:t>
+      </w:r>
+    </w:p>
+  </w:comment>
+  <w:comment w:id="7" w:author="Подсказка" w:initials="П" w:date="2026-01-01T00:00:00Z">
+    <w:p>
+      <w:pPr>
+        <w:pStyle w:val="CommentText"/>
+      </w:pPr>
+      <w:r>
+        <w:rPr>
+          <w:rStyle w:val="CommentReference"/>
+        </w:rPr>
+        <w:annotationRef/>
+      </w:r>
+      <w:r>
+        <w:t>ИНН контрагента. Пример: 7700000000</w:t>
+      </w:r>
+    </w:p>
+  </w:comment>
+  <w:comment w:id="8" w:author="Подсказка" w:initials="П" w:date="2026-01-01T00:00:00Z">
+    <w:p>
+      <w:pPr>
+        <w:pStyle w:val="CommentText"/>
+      </w:pPr>
+      <w:r>
+        <w:rPr>
+          <w:rStyle w:val="CommentReference"/>
+        </w:rPr>
+        <w:annotationRef/>
+      </w:r>
+      <w:r>
+        <w:t>КПП контрагента. Пример: 770101001</w:t>
+      </w:r>
+    </w:p>
+  </w:comment>
+  <w:comment w:id="9" w:author="Подсказка" w:initials="П" w:date="2026-01-01T00:00:00Z">
+    <w:p>
+      <w:pPr>
+        <w:pStyle w:val="CommentText"/>
+      </w:pPr>
+      <w:r>
+        <w:rPr>
+          <w:rStyle w:val="CommentReference"/>
+        </w:rPr>
+        <w:annotationRef/>
+      </w:r>
+      <w:r>
+        <w:t>Срок исполнения. Пример: 28.02.2026</w:t>
+      </w:r>
+    </w:p>
+  </w:comment>
+  <w:comment w:id="10" w:author="Подсказка" w:initials="П" w:date="2026-01-01T00:00:00Z">
+    <w:p>
+      <w:pPr>
+        <w:pStyle w:val="CommentText"/>
+      </w:pPr>
+      <w:r>
+        <w:rPr>
+          <w:rStyle w:val="CommentReference"/>
+        </w:rPr>
+        <w:annotationRef/>
+      </w:r>
+      <w:r>
+        <w:t>НМЦК (устаревшее). Пример: 130 000,00 ₽</w:t>
+      </w:r>
+    </w:p>
+  </w:comment>
+  <w:comment w:id="11" w:author="Подсказка" w:initials="П" w:date="2026-01-01T00:00:00Z">
+    <w:p>
+      <w:pPr>
+        <w:pStyle w:val="CommentText"/>
+      </w:pPr>
+      <w:r>
+        <w:rPr>
+          <w:rStyle w:val="CommentReference"/>
+        </w:rPr>
+        <w:annotationRef/>
+      </w:r>
+      <w:r>
+        <w:t>Цена договора. Пример: 130 000,00 ₽</w:t>
+      </w:r>
+    </w:p>
+  </w:comment>
+  <w:comment w:id="12" w:author="Подсказка" w:initials="П" w:date="2026-01-01T00:00:00Z">
+    <w:p>
+      <w:pPr>
+        <w:pStyle w:val="CommentText"/>
+      </w:pPr>
+      <w:r>
+        <w:rPr>
+          <w:rStyle w:val="CommentReference"/>
+        </w:rPr>
+        <w:annotationRef/>
+      </w:r>
+      <w:r>
+        <w:t>Экономия. Пример: 5 000,00 ₽</w:t>
+      </w:r>
+    </w:p>
+  </w:comment>
+  <w:comment w:id="13" w:author="Подсказка" w:initials="П" w:date="2026-01-01T00:00:00Z">
+    <w:p>
+      <w:pPr>
+        <w:pStyle w:val="CommentText"/>
+      </w:pPr>
+      <w:r>
+        <w:rPr>
+          <w:rStyle w:val="CommentReference"/>
+        </w:rPr>
+        <w:annotationRef/>
+      </w:r>
+      <w:r>
+        <w:t>Эта строка таблицы повторится для КАЖДОЙ позиции закупки. Удалять её нельзя — иначе позиции не напечатаются</w:t>
+      </w:r>
+    </w:p>
+  </w:comment>
+  <w:comment w:id="14" w:author="Подсказка" w:initials="П" w:date="2026-01-01T00:00:00Z">
+    <w:p>
+      <w:pPr>
+        <w:pStyle w:val="CommentText"/>
+      </w:pPr>
+      <w:r>
+        <w:rPr>
+          <w:rStyle w:val="CommentReference"/>
+        </w:rPr>
+        <w:annotationRef/>
+      </w:r>
+      <w:r>
+        <w:t>Текущая позиция внутри таблицы позиций — используется только в строках таблицы. Пример: позиция списка</w:t>
+      </w:r>
+    </w:p>
+  </w:comment>
+  <w:comment w:id="15" w:author="Подсказка" w:initials="П" w:date="2026-01-01T00:00:00Z">
+    <w:p>
+      <w:pPr>
+        <w:pStyle w:val="CommentText"/>
+      </w:pPr>
+      <w:r>
+        <w:rPr>
+          <w:rStyle w:val="CommentReference"/>
+        </w:rPr>
+        <w:annotationRef/>
+      </w:r>
+      <w:r>
+        <w:t>Текущая позиция внутри таблицы позиций — используется только в строках таблицы. Пример: позиция списка</w:t>
+      </w:r>
+    </w:p>
+  </w:comment>
+  <w:comment w:id="16" w:author="Подсказка" w:initials="П" w:date="2026-01-01T00:00:00Z">
+    <w:p>
+      <w:pPr>
+        <w:pStyle w:val="CommentText"/>
+      </w:pPr>
+      <w:r>
+        <w:rPr>
+          <w:rStyle w:val="CommentReference"/>
+        </w:rPr>
+        <w:annotationRef/>
+      </w:r>
+      <w:r>
+        <w:t>Текущая позиция внутри таблицы позиций — используется только в строках таблицы. Пример: позиция списка</w:t>
+      </w:r>
+    </w:p>
+  </w:comment>
+  <w:comment w:id="17" w:author="Подсказка" w:initials="П" w:date="2026-01-01T00:00:00Z">
+    <w:p>
+      <w:pPr>
+        <w:pStyle w:val="CommentText"/>
+      </w:pPr>
+      <w:r>
+        <w:rPr>
+          <w:rStyle w:val="CommentReference"/>
+        </w:rPr>
+        <w:annotationRef/>
+      </w:r>
+      <w:r>
+        <w:t>Печатается, если у позиции указана краткая характеристика формы/варианта товара</w:t>
+      </w:r>
+    </w:p>
+  </w:comment>
+  <w:comment w:id="18" w:author="Подсказка" w:initials="П" w:date="2026-01-01T00:00:00Z">
+    <w:p>
+      <w:pPr>
+        <w:pStyle w:val="CommentText"/>
+      </w:pPr>
+      <w:r>
+        <w:rPr>
+          <w:rStyle w:val="CommentReference"/>
+        </w:rPr>
+        <w:annotationRef/>
+      </w:r>
+      <w:r>
+        <w:t>Текущая позиция внутри таблицы позиций — используется только в строках таблицы. Пример: позиция списка</w:t>
+      </w:r>
+    </w:p>
+  </w:comment>
+  <w:comment w:id="19" w:author="Подсказка" w:initials="П" w:date="2026-01-01T00:00:00Z">
+    <w:p>
+      <w:pPr>
+        <w:pStyle w:val="CommentText"/>
+      </w:pPr>
+      <w:r>
+        <w:rPr>
+          <w:rStyle w:val="CommentReference"/>
+        </w:rPr>
+        <w:annotationRef/>
+      </w:r>
+      <w:r>
+        <w:t>Конец условия</w:t>
+      </w:r>
+    </w:p>
+  </w:comment>
+  <w:comment w:id="20" w:author="Подсказка" w:initials="П" w:date="2026-01-01T00:00:00Z">
+    <w:p>
+      <w:pPr>
+        <w:pStyle w:val="CommentText"/>
+      </w:pPr>
+      <w:r>
+        <w:rPr>
+          <w:rStyle w:val="CommentReference"/>
+        </w:rPr>
+        <w:annotationRef/>
+      </w:r>
+      <w:r>
+        <w:t>Текущая позиция внутри таблицы позиций — используется только в строках таблицы. Пример: позиция списка</w:t>
+      </w:r>
+    </w:p>
+  </w:comment>
+  <w:comment w:id="21" w:author="Подсказка" w:initials="П" w:date="2026-01-01T00:00:00Z">
+    <w:p>
+      <w:pPr>
+        <w:pStyle w:val="CommentText"/>
+      </w:pPr>
+      <w:r>
+        <w:rPr>
+          <w:rStyle w:val="CommentReference"/>
+        </w:rPr>
+        <w:annotationRef/>
+      </w:r>
+      <w:r>
+        <w:t>Повторяющийся блок: печатает каждую строку меню позиции (для питания/накладных с несколькими строками на одну позицию)</w:t>
+      </w:r>
+    </w:p>
+  </w:comment>
+  <w:comment w:id="22" w:author="Подсказка" w:initials="П" w:date="2026-01-01T00:00:00Z">
+    <w:p>
+      <w:pPr>
+        <w:pStyle w:val="CommentText"/>
+      </w:pPr>
+      <w:r>
+        <w:rPr>
+          <w:rStyle w:val="CommentReference"/>
+        </w:rPr>
+        <w:annotationRef/>
+      </w:r>
+      <w:r>
+        <w:t>Текущая строка меню позиции внутри цикла «for l in item.menu_lines» — используется только в этом цикле. Пример: Завтрак: каша, чай</w:t>
+      </w:r>
+    </w:p>
+  </w:comment>
+  <w:comment w:id="23" w:author="Подсказка" w:initials="П" w:date="2026-01-01T00:00:00Z">
+    <w:p>
+      <w:pPr>
+        <w:pStyle w:val="CommentText"/>
+      </w:pPr>
+      <w:r>
+        <w:rPr>
+          <w:rStyle w:val="CommentReference"/>
+        </w:rPr>
+        <w:annotationRef/>
+      </w:r>
+      <w:r>
+        <w:t>Конец повторяющегося блока</w:t>
+      </w:r>
+    </w:p>
+  </w:comment>
+  <w:comment w:id="24" w:author="Подсказка" w:initials="П" w:date="2026-01-01T00:00:00Z">
+    <w:p>
+      <w:pPr>
+        <w:pStyle w:val="CommentText"/>
+      </w:pPr>
+      <w:r>
+        <w:rPr>
+          <w:rStyle w:val="CommentReference"/>
+        </w:rPr>
+        <w:annotationRef/>
+      </w:r>
+      <w:r>
+        <w:t>Текущая позиция внутри таблицы позиций — используется только в строках таблицы. Пример: позиция списка</w:t>
+      </w:r>
+    </w:p>
+  </w:comment>
+  <w:comment w:id="25" w:author="Подсказка" w:initials="П" w:date="2026-01-01T00:00:00Z">
+    <w:p>
+      <w:pPr>
+        <w:pStyle w:val="CommentText"/>
+      </w:pPr>
+      <w:r>
+        <w:rPr>
+          <w:rStyle w:val="CommentReference"/>
+        </w:rPr>
+        <w:annotationRef/>
+      </w:r>
+      <w:r>
+        <w:t>Текущая позиция внутри таблицы позиций — используется только в строках таблицы. Пример: позиция списка</w:t>
+      </w:r>
+    </w:p>
+  </w:comment>
+  <w:comment w:id="26" w:author="Подсказка" w:initials="П" w:date="2026-01-01T00:00:00Z">
+    <w:p>
+      <w:pPr>
+        <w:pStyle w:val="CommentText"/>
+      </w:pPr>
+      <w:r>
+        <w:rPr>
+          <w:rStyle w:val="CommentReference"/>
+        </w:rPr>
+        <w:annotationRef/>
+      </w:r>
+      <w:r>
+        <w:t>Текущая позиция внутри таблицы позиций — используется только в строках таблицы. Пример: позиция списка</w:t>
+      </w:r>
+    </w:p>
+  </w:comment>
+  <w:comment w:id="27" w:author="Подсказка" w:initials="П" w:date="2026-01-01T00:00:00Z">
+    <w:p>
+      <w:pPr>
+        <w:pStyle w:val="CommentText"/>
+      </w:pPr>
+      <w:r>
+        <w:rPr>
+          <w:rStyle w:val="CommentReference"/>
+        </w:rPr>
+        <w:annotationRef/>
+      </w:r>
+      <w:r>
+        <w:t>Текущая позиция внутри таблицы позиций — используется только в строках таблицы. Пример: позиция списка</w:t>
+      </w:r>
+    </w:p>
+  </w:comment>
+  <w:comment w:id="28" w:author="Подсказка" w:initials="П" w:date="2026-01-01T00:00:00Z">
+    <w:p>
+      <w:pPr>
+        <w:pStyle w:val="CommentText"/>
+      </w:pPr>
+      <w:r>
+        <w:rPr>
+          <w:rStyle w:val="CommentReference"/>
+        </w:rPr>
+        <w:annotationRef/>
+      </w:r>
+      <w:r>
+        <w:t>Текущая позиция внутри таблицы позиций — используется только в строках таблицы. Пример: позиция списка</w:t>
+      </w:r>
+    </w:p>
+  </w:comment>
+  <w:comment w:id="29" w:author="Подсказка" w:initials="П" w:date="2026-01-01T00:00:00Z">
+    <w:p>
+      <w:pPr>
+        <w:pStyle w:val="CommentText"/>
+      </w:pPr>
+      <w:r>
+        <w:rPr>
+          <w:rStyle w:val="CommentReference"/>
+        </w:rPr>
+        <w:annotationRef/>
+      </w:r>
+      <w:r>
+        <w:t>Конец повторяющейся строки таблицы</w:t>
+      </w:r>
+    </w:p>
+  </w:comment>
+  <w:comment w:id="30" w:author="Подсказка" w:initials="П" w:date="2026-01-01T00:00:00Z">
+    <w:p>
+      <w:pPr>
+        <w:pStyle w:val="CommentText"/>
+      </w:pPr>
+      <w:r>
+        <w:rPr>
+          <w:rStyle w:val="CommentReference"/>
+        </w:rPr>
+        <w:annotationRef/>
+      </w:r>
+      <w:r>
+        <w:t>Полное наименование. Пример: Автономная некоммерческая организация «Пример»</w:t>
+      </w:r>
+    </w:p>
+  </w:comment>
+  <w:comment w:id="31" w:author="Подсказка" w:initials="П" w:date="2026-01-01T00:00:00Z">
+    <w:p>
+      <w:pPr>
+        <w:pStyle w:val="CommentText"/>
+      </w:pPr>
+      <w:r>
+        <w:rPr>
+          <w:rStyle w:val="CommentReference"/>
+        </w:rPr>
+        <w:annotationRef/>
+      </w:r>
+      <w:r>
+        <w:t>Краткое наименование Заказчика (из карточки организации). Пример: АНО «Пример»</w:t>
+      </w:r>
+    </w:p>
+  </w:comment>
+  <w:comment w:id="32" w:author="Подсказка" w:initials="П" w:date="2026-01-01T00:00:00Z">
+    <w:p>
+      <w:pPr>
+        <w:pStyle w:val="CommentText"/>
+      </w:pPr>
+      <w:r>
+        <w:rPr>
+          <w:rStyle w:val="CommentReference"/>
+        </w:rPr>
+        <w:annotationRef/>
+      </w:r>
+      <w:r>
+        <w:t>ИНН Заказчика. Пример: 7700000001</w:t>
+      </w:r>
+    </w:p>
+  </w:comment>
+  <w:comment w:id="33" w:author="Подсказка" w:initials="П" w:date="2026-01-01T00:00:00Z">
+    <w:p>
+      <w:pPr>
+        <w:pStyle w:val="CommentText"/>
+      </w:pPr>
+      <w:r>
+        <w:rPr>
+          <w:rStyle w:val="CommentReference"/>
+        </w:rPr>
+        <w:annotationRef/>
+      </w:r>
+      <w:r>
+        <w:t>КПП Заказчика. Пример: 770001001</w:t>
+      </w:r>
+    </w:p>
+  </w:comment>
+  <w:comment w:id="34" w:author="Подсказка" w:initials="П" w:date="2026-01-01T00:00:00Z">
+    <w:p>
+      <w:pPr>
+        <w:pStyle w:val="CommentText"/>
+      </w:pPr>
+      <w:r>
+        <w:rPr>
+          <w:rStyle w:val="CommentReference"/>
+        </w:rPr>
+        <w:annotationRef/>
+      </w:r>
+      <w:r>
+        <w:t>ОГРН Заказчика. Пример: 1027700000001</w:t>
+      </w:r>
+    </w:p>
+  </w:comment>
+  <w:comment w:id="35" w:author="Подсказка" w:initials="П" w:date="2026-01-01T00:00:00Z">
+    <w:p>
+      <w:pPr>
+        <w:pStyle w:val="CommentText"/>
+      </w:pPr>
+      <w:r>
+        <w:rPr>
+          <w:rStyle w:val="CommentReference"/>
+        </w:rPr>
+        <w:annotationRef/>
+      </w:r>
+      <w:r>
+        <w:t>Полное наименование контрагента. Пример: ООО «Ромашка»</w:t>
+      </w:r>
+    </w:p>
+  </w:comment>
+  <w:comment w:id="36" w:author="Подсказка" w:initials="П" w:date="2026-01-01T00:00:00Z">
+    <w:p>
+      <w:pPr>
+        <w:pStyle w:val="CommentText"/>
+      </w:pPr>
+      <w:r>
+        <w:rPr>
+          <w:rStyle w:val="CommentReference"/>
+        </w:rPr>
+        <w:annotationRef/>
+      </w:r>
+      <w:r>
+        <w:t>ИНН контрагента. Пример: 7700000000</w:t>
+      </w:r>
+    </w:p>
+  </w:comment>
+  <w:comment w:id="37" w:author="Подсказка" w:initials="П" w:date="2026-01-01T00:00:00Z">
+    <w:p>
+      <w:pPr>
+        <w:pStyle w:val="CommentText"/>
+      </w:pPr>
+      <w:r>
+        <w:rPr>
+          <w:rStyle w:val="CommentReference"/>
+        </w:rPr>
+        <w:annotationRef/>
+      </w:r>
+      <w:r>
+        <w:t>КПП контрагента. Пример: 770101001</w:t>
+      </w:r>
+    </w:p>
+  </w:comment>
+  <w:comment w:id="38" w:author="Подсказка" w:initials="П" w:date="2026-01-01T00:00:00Z">
+    <w:p>
+      <w:pPr>
+        <w:pStyle w:val="CommentText"/>
+      </w:pPr>
+      <w:r>
+        <w:rPr>
+          <w:rStyle w:val="CommentReference"/>
+        </w:rPr>
+        <w:annotationRef/>
+      </w:r>
+      <w:r>
+        <w:t>ОГРН / ОГРНИП. Пример: 1157746000000</w:t>
+      </w:r>
+    </w:p>
+  </w:comment>
+  <w:comment w:id="39" w:author="Подсказка" w:initials="П" w:date="2026-01-01T00:00:00Z">
+    <w:p>
+      <w:pPr>
+        <w:pStyle w:val="CommentText"/>
+      </w:pPr>
+      <w:r>
+        <w:rPr>
+          <w:rStyle w:val="CommentReference"/>
+        </w:rPr>
+        <w:annotationRef/>
+      </w:r>
+      <w:r>
+        <w:t>Юридический адрес. Пример: г. Москва, ул. Ленина, д. 1</w:t>
+      </w:r>
+    </w:p>
+  </w:comment>
+  <w:comment w:id="40" w:author="Подсказка" w:initials="П" w:date="2026-01-01T00:00:00Z">
+    <w:p>
+      <w:pPr>
+        <w:pStyle w:val="CommentText"/>
+      </w:pPr>
+      <w:r>
+        <w:rPr>
+          <w:rStyle w:val="CommentReference"/>
+        </w:rPr>
+        <w:annotationRef/>
+      </w:r>
+      <w:r>
+        <w:t>Расчётный счёт Заказчика. Пример: 40703810000000000000</w:t>
+      </w:r>
+    </w:p>
+  </w:comment>
+  <w:comment w:id="41" w:author="Подсказка" w:initials="П" w:date="2026-01-01T00:00:00Z">
+    <w:p>
+      <w:pPr>
+        <w:pStyle w:val="CommentText"/>
+      </w:pPr>
+      <w:r>
+        <w:rPr>
+          <w:rStyle w:val="CommentReference"/>
+        </w:rPr>
+        <w:annotationRef/>
+      </w:r>
+      <w:r>
+        <w:t>Банк Заказчика. Пример: ПАО «Банк Пример»</w:t>
+      </w:r>
+    </w:p>
+  </w:comment>
+  <w:comment w:id="42" w:author="Подсказка" w:initials="П" w:date="2026-01-01T00:00:00Z">
+    <w:p>
+      <w:pPr>
+        <w:pStyle w:val="CommentText"/>
+      </w:pPr>
+      <w:r>
+        <w:rPr>
+          <w:rStyle w:val="CommentReference"/>
+        </w:rPr>
+        <w:annotationRef/>
+      </w:r>
+      <w:r>
+        <w:t>БИК банка Заказчика. Пример: 044500000</w:t>
+      </w:r>
+    </w:p>
+  </w:comment>
+  <w:comment w:id="43" w:author="Подсказка" w:initials="П" w:date="2026-01-01T00:00:00Z">
+    <w:p>
+      <w:pPr>
+        <w:pStyle w:val="CommentText"/>
+      </w:pPr>
+      <w:r>
+        <w:rPr>
+          <w:rStyle w:val="CommentReference"/>
+        </w:rPr>
+        <w:annotationRef/>
+      </w:r>
+      <w:r>
+        <w:t>Корр. счёт Заказчика. Пример: 30101810000000000000</w:t>
+      </w:r>
+    </w:p>
+  </w:comment>
+  <w:comment w:id="44" w:author="Подсказка" w:initials="П" w:date="2026-01-01T00:00:00Z">
+    <w:p>
+      <w:pPr>
+        <w:pStyle w:val="CommentText"/>
+      </w:pPr>
+      <w:r>
+        <w:rPr>
+          <w:rStyle w:val="CommentReference"/>
+        </w:rPr>
+        <w:annotationRef/>
+      </w:r>
+      <w:r>
+        <w:t>Юридический адрес. Пример: 101000, г. Москва, ул. Цветочная, д. 1, оф. 5</w:t>
+      </w:r>
+    </w:p>
+  </w:comment>
+  <w:comment w:id="45" w:author="Подсказка" w:initials="П" w:date="2026-01-01T00:00:00Z">
+    <w:p>
+      <w:pPr>
+        <w:pStyle w:val="CommentText"/>
+      </w:pPr>
+      <w:r>
+        <w:rPr>
+          <w:rStyle w:val="CommentReference"/>
+        </w:rPr>
+        <w:annotationRef/>
+      </w:r>
+      <w:r>
+        <w:t>Реквизиты банка. Пример: БИК 044500000, к/с 30101810000000000000</w:t>
+      </w:r>
+    </w:p>
+  </w:comment>
+  <w:comment w:id="46" w:author="Подсказка" w:initials="П" w:date="2026-01-01T00:00:00Z">
+    <w:p>
+      <w:pPr>
+        <w:pStyle w:val="CommentText"/>
+      </w:pPr>
+      <w:r>
+        <w:rPr>
+          <w:rStyle w:val="CommentReference"/>
+        </w:rPr>
+        <w:annotationRef/>
+      </w:r>
+      <w:r>
+        <w:t>Должность подписанта. Пример: Президент</w:t>
+      </w:r>
+    </w:p>
+  </w:comment>
+  <w:comment w:id="47" w:author="Подсказка" w:initials="П" w:date="2026-01-01T00:00:00Z">
+    <w:p>
+      <w:pPr>
+        <w:pStyle w:val="CommentText"/>
+      </w:pPr>
+      <w:r>
+        <w:rPr>
+          <w:rStyle w:val="CommentReference"/>
+        </w:rPr>
+        <w:annotationRef/>
+      </w:r>
+      <w:r>
+        <w:t>Подписант заказчика в формате «И.О. Фамилия». Пример: П.П. Петров</w:t>
+      </w:r>
+    </w:p>
+  </w:comment>
+  <w:comment w:id="48" w:author="Подсказка" w:initials="П" w:date="2026-01-01T00:00:00Z">
+    <w:p>
+      <w:pPr>
+        <w:pStyle w:val="CommentText"/>
+      </w:pPr>
+      <w:r>
+        <w:rPr>
+          <w:rStyle w:val="CommentReference"/>
+        </w:rPr>
+        <w:annotationRef/>
+      </w:r>
+      <w:r>
+        <w:t>ФИО + основание. Пример: Иванов И.И., действующий на основании Устава</w:t>
+      </w:r>
+    </w:p>
+  </w:comment>
+  <w:comment w:id="49" w:author="Подсказка" w:initials="П" w:date="2026-01-01T00:00:00Z">
+    <w:p>
+      <w:pPr>
+        <w:pStyle w:val="CommentText"/>
+      </w:pPr>
+      <w:r>
+        <w:rPr>
+          <w:rStyle w:val="CommentReference"/>
+        </w:rPr>
+        <w:annotationRef/>
+      </w:r>
+      <w:r>
+        <w:t>Подписант заказчика в формате «И.О. Фамилия». Пример: П.П. Петров</w:t>
+      </w:r>
+    </w:p>
+  </w:comment>
+</w:comments>
 </file>
 
 <file path=word/numbering.xml><?xml version="1.0" encoding="utf-8"?>

--- a/backend/templates/contract_tz.docx
+++ b/backend/templates/contract_tz.docx
@@ -146,7 +146,7 @@
         <w:rPr>
           <w:sz w:val="20"/>
         </w:rPr>
-        <w:t>{{contractor_name}}, ИНН {{contractor_inn}} / КПП {{contractor_kpp}}</w:t>
+        <w:t>{{contractor_short_name}}, ИНН {{contractor_inn}} / КПП {{contractor_kpp}}</w:t>
       </w:r>
       <w:commentRangeEnd w:id="8"/>
       <w:r>
@@ -966,7 +966,7 @@
                 <w:b w:val="0"/>
                 <w:sz w:val="18"/>
               </w:rPr>
-              <w:t>{{contractor_name}}</w:t>
+              <w:t>{{contractor_short_name}}</w:t>
               <w:br/>
               <w:t>ИНН: {{contractor_inn}} / КПП: {{contractor_kpp}}</w:t>
               <w:br/>

--- a/backend/templates/contract_tz.docx
+++ b/backend/templates/contract_tz.docx
@@ -1282,7 +1282,7 @@
         <w:annotationRef/>
       </w:r>
       <w:r>
-        <w:t>Полное наименование контрагента. Пример: ООО «Ромашка»</w:t>
+        <w:t>Краткое наименование Подрядчика (из карточки контрагента). Пример: ООО «Ромашка»</w:t>
       </w:r>
     </w:p>
   </w:comment>
@@ -1746,7 +1746,7 @@
         <w:annotationRef/>
       </w:r>
       <w:r>
-        <w:t>Полное наименование контрагента. Пример: ООО «Ромашка»</w:t>
+        <w:t>Краткое наименование Подрядчика (из карточки контрагента). Пример: ООО «Ромашка»</w:t>
       </w:r>
     </w:p>
   </w:comment>
